--- a/doc/Манцевич Титульник основной.docx
+++ b/doc/Манцевич Титульник основной.docx
@@ -427,7 +427,7 @@
         <w:rPr>
           <w:rFonts w:ascii="Times New Roman" w:hAnsi="Times New Roman"/>
         </w:rPr>
-        <w:t>49</w:t>
+        <w:t>37</w:t>
       </w:r>
     </w:p>
     <w:p>
